--- a/docs/evidence/w4b_sponsorship_request_letter.docx
+++ b/docs/evidence/w4b_sponsorship_request_letter.docx
@@ -158,12 +158,13 @@
           <w:p>
             <w:pPr>
               <w:keepNext/>
-              <w:spacing w:before="0" w:after="0"/>
+              <w:spacing w:before="0" w:after="40"/>
             </w:pPr>
             <w:r>
               <w:rPr>
                 <w:rFonts w:ascii="Times New Roman" w:hAnsi="Times New Roman"/>
                 <w:b/>
+                <w:i w:val="0"/>
                 <w:sz w:val="20"/>
               </w:rPr>
               <w:t>Organizing Body</w:t>
@@ -188,11 +189,13 @@
           </w:tcPr>
           <w:p>
             <w:pPr>
-              <w:spacing w:before="0" w:after="0"/>
+              <w:spacing w:before="0" w:after="40"/>
             </w:pPr>
             <w:r>
               <w:rPr>
                 <w:rFonts w:ascii="Times New Roman" w:hAnsi="Times New Roman"/>
+                <w:b w:val="0"/>
+                <w:i w:val="0"/>
                 <w:sz w:val="20"/>
               </w:rPr>
               <w:t>ACM Student Chapter &amp; Coding Club, SVNIT</w:t>
@@ -224,12 +227,13 @@
           <w:p>
             <w:pPr>
               <w:keepNext/>
-              <w:spacing w:before="0" w:after="0"/>
+              <w:spacing w:before="0" w:after="40"/>
             </w:pPr>
             <w:r>
               <w:rPr>
                 <w:rFonts w:ascii="Times New Roman" w:hAnsi="Times New Roman"/>
                 <w:b/>
+                <w:i w:val="0"/>
                 <w:sz w:val="20"/>
               </w:rPr>
               <w:t>Flagship Event</w:t>
@@ -254,7 +258,7 @@
           </w:tcPr>
           <w:p>
             <w:pPr>
-              <w:spacing w:before="0" w:after="0"/>
+              <w:spacing w:before="0" w:after="40"/>
             </w:pPr>
             <w:r>
               <w:rPr>
@@ -290,12 +294,13 @@
           <w:p>
             <w:pPr>
               <w:keepNext/>
-              <w:spacing w:before="0" w:after="0"/>
+              <w:spacing w:before="0" w:after="40"/>
             </w:pPr>
             <w:r>
               <w:rPr>
                 <w:rFonts w:ascii="Times New Roman" w:hAnsi="Times New Roman"/>
                 <w:b/>
+                <w:i w:val="0"/>
                 <w:sz w:val="20"/>
               </w:rPr>
               <w:t>Confirmed Date</w:t>
@@ -320,7 +325,7 @@
           </w:tcPr>
           <w:p>
             <w:pPr>
-              <w:spacing w:before="0" w:after="0"/>
+              <w:spacing w:before="0" w:after="40"/>
             </w:pPr>
             <w:r>
               <w:rPr>
@@ -356,12 +361,13 @@
           <w:p>
             <w:pPr>
               <w:keepNext/>
-              <w:spacing w:before="0" w:after="0"/>
+              <w:spacing w:before="0" w:after="40"/>
             </w:pPr>
             <w:r>
               <w:rPr>
                 <w:rFonts w:ascii="Times New Roman" w:hAnsi="Times New Roman"/>
                 <w:b/>
+                <w:i w:val="0"/>
                 <w:sz w:val="20"/>
               </w:rPr>
               <w:t>Campus Venue</w:t>
@@ -386,7 +392,7 @@
           </w:tcPr>
           <w:p>
             <w:pPr>
-              <w:spacing w:before="0" w:after="0"/>
+              <w:spacing w:before="0" w:after="40"/>
             </w:pPr>
             <w:r>
               <w:rPr>
@@ -456,13 +462,13 @@
           </w:tcPr>
           <w:p>
             <w:pPr>
-              <w:spacing w:before="0" w:after="0"/>
-              <w:jc w:val="left"/>
+              <w:spacing w:before="0" w:after="40"/>
             </w:pPr>
             <w:r>
               <w:rPr>
                 <w:rFonts w:ascii="Times New Roman" w:hAnsi="Times New Roman"/>
                 <w:b/>
+                <w:i w:val="0"/>
                 <w:color w:val="1E5B94"/>
                 <w:sz w:val="20"/>
               </w:rPr>
@@ -489,13 +495,13 @@
           </w:tcPr>
           <w:p>
             <w:pPr>
-              <w:spacing w:before="0" w:after="0"/>
-              <w:jc w:val="center"/>
+              <w:spacing w:before="0" w:after="40"/>
             </w:pPr>
             <w:r>
               <w:rPr>
                 <w:rFonts w:ascii="Times New Roman" w:hAnsi="Times New Roman"/>
                 <w:b/>
+                <w:i w:val="0"/>
                 <w:color w:val="1E5B94"/>
                 <w:sz w:val="20"/>
               </w:rPr>
@@ -522,13 +528,13 @@
           </w:tcPr>
           <w:p>
             <w:pPr>
-              <w:spacing w:before="0" w:after="0"/>
-              <w:jc w:val="right"/>
+              <w:spacing w:before="0" w:after="40"/>
             </w:pPr>
             <w:r>
               <w:rPr>
                 <w:rFonts w:ascii="Times New Roman" w:hAnsi="Times New Roman"/>
                 <w:b/>
+                <w:i w:val="0"/>
                 <w:color w:val="1E5B94"/>
                 <w:sz w:val="20"/>
               </w:rPr>
@@ -559,8 +565,7 @@
           </w:tcPr>
           <w:p>
             <w:pPr>
-              <w:spacing w:before="0" w:after="0"/>
-              <w:jc w:val="left"/>
+              <w:spacing w:before="0" w:after="40"/>
             </w:pPr>
             <w:r>
               <w:rPr>
@@ -589,8 +594,7 @@
           </w:tcPr>
           <w:p>
             <w:pPr>
-              <w:spacing w:before="0" w:after="0"/>
-              <w:jc w:val="center"/>
+              <w:spacing w:before="0" w:after="40"/>
             </w:pPr>
             <w:r>
               <w:rPr>
@@ -619,8 +623,7 @@
           </w:tcPr>
           <w:p>
             <w:pPr>
-              <w:spacing w:before="0" w:after="0"/>
-              <w:jc w:val="right"/>
+              <w:spacing w:before="0" w:after="40"/>
             </w:pPr>
             <w:r>
               <w:rPr>
@@ -654,8 +657,7 @@
           </w:tcPr>
           <w:p>
             <w:pPr>
-              <w:spacing w:before="0" w:after="0"/>
-              <w:jc w:val="left"/>
+              <w:spacing w:before="0" w:after="40"/>
             </w:pPr>
             <w:r>
               <w:rPr>
@@ -684,8 +686,7 @@
           </w:tcPr>
           <w:p>
             <w:pPr>
-              <w:spacing w:before="0" w:after="0"/>
-              <w:jc w:val="center"/>
+              <w:spacing w:before="0" w:after="40"/>
             </w:pPr>
             <w:r>
               <w:rPr>
@@ -714,8 +715,7 @@
           </w:tcPr>
           <w:p>
             <w:pPr>
-              <w:spacing w:before="0" w:after="0"/>
-              <w:jc w:val="right"/>
+              <w:spacing w:before="0" w:after="40"/>
             </w:pPr>
             <w:r>
               <w:rPr>
@@ -913,25 +913,29 @@
           <w:p>
             <w:pPr>
               <w:keepNext/>
-              <w:spacing w:before="60" w:after="200"/>
+              <w:spacing w:before="0" w:after="40"/>
               <w:jc w:val="center"/>
             </w:pPr>
             <w:r>
               <w:rPr>
                 <w:rFonts w:ascii="Times New Roman" w:hAnsi="Times New Roman"/>
                 <w:b/>
-                <w:sz w:val="19"/>
+                <w:i w:val="0"/>
+                <w:sz w:val="20"/>
               </w:rPr>
               <w:t>Student Coordinator</w:t>
             </w:r>
-            <w:r>
-              <w:br/>
-            </w:r>
+          </w:p>
+          <w:p>
+            <w:pPr>
+              <w:spacing w:before="0" w:after="40"/>
+            </w:pPr>
             <w:r>
               <w:rPr>
                 <w:rFonts w:ascii="Times New Roman" w:hAnsi="Times New Roman"/>
-                <w:color w:val="4B5563"/>
-                <w:sz w:val="17"/>
+                <w:b/>
+                <w:i w:val="0"/>
+                <w:sz w:val="20"/>
               </w:rPr>
               <w:t>ACM Student Chapter</w:t>
             </w:r>
@@ -950,25 +954,29 @@
           <w:p>
             <w:pPr>
               <w:keepNext/>
-              <w:spacing w:before="60" w:after="200"/>
+              <w:spacing w:before="0" w:after="40"/>
               <w:jc w:val="center"/>
             </w:pPr>
             <w:r>
               <w:rPr>
                 <w:rFonts w:ascii="Times New Roman" w:hAnsi="Times New Roman"/>
                 <w:b/>
-                <w:sz w:val="19"/>
+                <w:i w:val="0"/>
+                <w:sz w:val="20"/>
               </w:rPr>
               <w:t>Faculty Advisor</w:t>
             </w:r>
-            <w:r>
-              <w:br/>
-            </w:r>
+          </w:p>
+          <w:p>
+            <w:pPr>
+              <w:spacing w:before="0" w:after="40"/>
+            </w:pPr>
             <w:r>
               <w:rPr>
                 <w:rFonts w:ascii="Times New Roman" w:hAnsi="Times New Roman"/>
-                <w:color w:val="4B5563"/>
-                <w:sz w:val="17"/>
+                <w:b/>
+                <w:i w:val="0"/>
+                <w:sz w:val="20"/>
               </w:rPr>
               <w:t>Department of CSE, SVNIT</w:t>
             </w:r>

--- a/docs/evidence/w4b_sponsorship_request_letter.docx
+++ b/docs/evidence/w4b_sponsorship_request_letter.docx
@@ -23,7 +23,7 @@
       </w:pPr>
       <w:r>
         <w:rPr>
-          <w:rFonts w:ascii="Times New Roman" w:hAnsi="Times New Roman"/>
+          <w:rFonts w:ascii="Times New Roman" w:hAnsi="Times New Roman" w:cs="Times New Roman"/>
           <w:b/>
           <w:i w:val="0"/>
           <w:color w:val="1E5B94"/>
@@ -40,7 +40,7 @@
       </w:pPr>
       <w:r>
         <w:rPr>
-          <w:rFonts w:ascii="Times New Roman" w:hAnsi="Times New Roman"/>
+          <w:rFonts w:ascii="Times New Roman" w:hAnsi="Times New Roman" w:cs="Times New Roman"/>
           <w:b w:val="0"/>
           <w:i w:val="0"/>
           <w:sz w:val="22"/>
@@ -60,7 +60,7 @@
       </w:pPr>
       <w:r>
         <w:rPr>
-          <w:rFonts w:ascii="Times New Roman" w:hAnsi="Times New Roman"/>
+          <w:rFonts w:ascii="Times New Roman" w:hAnsi="Times New Roman" w:cs="Times New Roman"/>
           <w:b w:val="0"/>
           <w:i w:val="0"/>
           <w:sz w:val="22"/>
@@ -70,7 +70,7 @@
       </w:r>
       <w:r>
         <w:rPr>
-          <w:rFonts w:ascii="Times New Roman" w:hAnsi="Times New Roman"/>
+          <w:rFonts w:ascii="Times New Roman" w:hAnsi="Times New Roman" w:cs="Times New Roman"/>
           <w:b w:val="0"/>
           <w:sz w:val="22"/>
         </w:rPr>
@@ -78,7 +78,7 @@
       </w:r>
       <w:r>
         <w:rPr>
-          <w:rFonts w:ascii="Times New Roman" w:hAnsi="Times New Roman"/>
+          <w:rFonts w:ascii="Times New Roman" w:hAnsi="Times New Roman" w:cs="Times New Roman"/>
           <w:b w:val="0"/>
           <w:i w:val="0"/>
           <w:sz w:val="22"/>
@@ -88,7 +88,7 @@
       </w:r>
       <w:r>
         <w:rPr>
-          <w:rFonts w:ascii="Times New Roman" w:hAnsi="Times New Roman"/>
+          <w:rFonts w:ascii="Times New Roman" w:hAnsi="Times New Roman" w:cs="Times New Roman"/>
           <w:b w:val="0"/>
           <w:sz w:val="22"/>
         </w:rPr>
@@ -96,7 +96,7 @@
       </w:r>
       <w:r>
         <w:rPr>
-          <w:rFonts w:ascii="Times New Roman" w:hAnsi="Times New Roman"/>
+          <w:rFonts w:ascii="Times New Roman" w:hAnsi="Times New Roman" w:cs="Times New Roman"/>
           <w:b w:val="0"/>
           <w:i w:val="0"/>
           <w:sz w:val="22"/>
@@ -106,7 +106,7 @@
       </w:r>
       <w:r>
         <w:rPr>
-          <w:rFonts w:ascii="Times New Roman" w:hAnsi="Times New Roman"/>
+          <w:rFonts w:ascii="Times New Roman" w:hAnsi="Times New Roman" w:cs="Times New Roman"/>
           <w:b w:val="0"/>
           <w:sz w:val="22"/>
         </w:rPr>
@@ -114,7 +114,7 @@
       </w:r>
       <w:r>
         <w:rPr>
-          <w:rFonts w:ascii="Times New Roman" w:hAnsi="Times New Roman"/>
+          <w:rFonts w:ascii="Times New Roman" w:hAnsi="Times New Roman" w:cs="Times New Roman"/>
           <w:b w:val="0"/>
           <w:i w:val="0"/>
           <w:sz w:val="22"/>
@@ -162,7 +162,7 @@
             </w:pPr>
             <w:r>
               <w:rPr>
-                <w:rFonts w:ascii="Times New Roman" w:hAnsi="Times New Roman"/>
+                <w:rFonts w:ascii="Times New Roman" w:hAnsi="Times New Roman" w:cs="Times New Roman"/>
                 <w:b/>
                 <w:i w:val="0"/>
                 <w:sz w:val="20"/>
@@ -193,7 +193,7 @@
             </w:pPr>
             <w:r>
               <w:rPr>
-                <w:rFonts w:ascii="Times New Roman" w:hAnsi="Times New Roman"/>
+                <w:rFonts w:ascii="Times New Roman" w:hAnsi="Times New Roman" w:cs="Times New Roman"/>
                 <w:b w:val="0"/>
                 <w:i w:val="0"/>
                 <w:sz w:val="20"/>
@@ -231,7 +231,7 @@
             </w:pPr>
             <w:r>
               <w:rPr>
-                <w:rFonts w:ascii="Times New Roman" w:hAnsi="Times New Roman"/>
+                <w:rFonts w:ascii="Times New Roman" w:hAnsi="Times New Roman" w:cs="Times New Roman"/>
                 <w:b/>
                 <w:i w:val="0"/>
                 <w:sz w:val="20"/>
@@ -262,7 +262,7 @@
             </w:pPr>
             <w:r>
               <w:rPr>
-                <w:rFonts w:ascii="Times New Roman" w:hAnsi="Times New Roman"/>
+                <w:rFonts w:ascii="Times New Roman" w:hAnsi="Times New Roman" w:cs="Times New Roman"/>
                 <w:sz w:val="20"/>
               </w:rPr>
               <w:t xml:space="preserve">Innovate &amp; Build Hackathon 2026</w:t>
@@ -298,7 +298,7 @@
             </w:pPr>
             <w:r>
               <w:rPr>
-                <w:rFonts w:ascii="Times New Roman" w:hAnsi="Times New Roman"/>
+                <w:rFonts w:ascii="Times New Roman" w:hAnsi="Times New Roman" w:cs="Times New Roman"/>
                 <w:b/>
                 <w:i w:val="0"/>
                 <w:sz w:val="20"/>
@@ -329,7 +329,7 @@
             </w:pPr>
             <w:r>
               <w:rPr>
-                <w:rFonts w:ascii="Times New Roman" w:hAnsi="Times New Roman"/>
+                <w:rFonts w:ascii="Times New Roman" w:hAnsi="Times New Roman" w:cs="Times New Roman"/>
                 <w:sz w:val="20"/>
               </w:rPr>
               <w:t xml:space="preserve">20/11/2026</w:t>
@@ -365,7 +365,7 @@
             </w:pPr>
             <w:r>
               <w:rPr>
-                <w:rFonts w:ascii="Times New Roman" w:hAnsi="Times New Roman"/>
+                <w:rFonts w:ascii="Times New Roman" w:hAnsi="Times New Roman" w:cs="Times New Roman"/>
                 <w:b/>
                 <w:i w:val="0"/>
                 <w:sz w:val="20"/>
@@ -396,7 +396,7 @@
             </w:pPr>
             <w:r>
               <w:rPr>
-                <w:rFonts w:ascii="Times New Roman" w:hAnsi="Times New Roman"/>
+                <w:rFonts w:ascii="Times New Roman" w:hAnsi="Times New Roman" w:cs="Times New Roman"/>
                 <w:sz w:val="20"/>
               </w:rPr>
               <w:t xml:space="preserve">New CSE Seminar Hall &amp; Advanced Lab 3</w:t>
@@ -417,7 +417,7 @@
       </w:pPr>
       <w:r>
         <w:rPr>
-          <w:rFonts w:ascii="Times New Roman" w:hAnsi="Times New Roman"/>
+          <w:rFonts w:ascii="Times New Roman" w:hAnsi="Times New Roman" w:cs="Times New Roman"/>
           <w:b w:val="0"/>
           <w:i w:val="0"/>
           <w:sz w:val="22"/>
@@ -466,7 +466,7 @@
             </w:pPr>
             <w:r>
               <w:rPr>
-                <w:rFonts w:ascii="Times New Roman" w:hAnsi="Times New Roman"/>
+                <w:rFonts w:ascii="Times New Roman" w:hAnsi="Times New Roman" w:cs="Times New Roman"/>
                 <w:b/>
                 <w:i w:val="0"/>
                 <w:color w:val="1E5B94"/>
@@ -499,7 +499,7 @@
             </w:pPr>
             <w:r>
               <w:rPr>
-                <w:rFonts w:ascii="Times New Roman" w:hAnsi="Times New Roman"/>
+                <w:rFonts w:ascii="Times New Roman" w:hAnsi="Times New Roman" w:cs="Times New Roman"/>
                 <w:b/>
                 <w:i w:val="0"/>
                 <w:color w:val="1E5B94"/>
@@ -532,7 +532,7 @@
             </w:pPr>
             <w:r>
               <w:rPr>
-                <w:rFonts w:ascii="Times New Roman" w:hAnsi="Times New Roman"/>
+                <w:rFonts w:ascii="Times New Roman" w:hAnsi="Times New Roman" w:cs="Times New Roman"/>
                 <w:b/>
                 <w:i w:val="0"/>
                 <w:color w:val="1E5B94"/>
@@ -569,7 +569,7 @@
             </w:pPr>
             <w:r>
               <w:rPr>
-                <w:rFonts w:ascii="Times New Roman" w:hAnsi="Times New Roman"/>
+                <w:rFonts w:ascii="Times New Roman" w:hAnsi="Times New Roman" w:cs="Times New Roman"/>
                 <w:sz w:val="20"/>
               </w:rPr>
               <w:t xml:space="preserve">Title Sponsor &amp; Industry Partner</w:t>
@@ -598,7 +598,7 @@
             </w:pPr>
             <w:r>
               <w:rPr>
-                <w:rFonts w:ascii="Times New Roman" w:hAnsi="Times New Roman"/>
+                <w:rFonts w:ascii="Times New Roman" w:hAnsi="Times New Roman" w:cs="Times New Roman"/>
                 <w:sz w:val="20"/>
               </w:rPr>
               <w:t xml:space="preserve">1</w:t>
@@ -627,7 +627,7 @@
             </w:pPr>
             <w:r>
               <w:rPr>
-                <w:rFonts w:ascii="Times New Roman" w:hAnsi="Times New Roman"/>
+                <w:rFonts w:ascii="Times New Roman" w:hAnsi="Times New Roman" w:cs="Times New Roman"/>
                 <w:sz w:val="20"/>
               </w:rPr>
               <w:t xml:space="preserve">50,000.00</w:t>
@@ -661,7 +661,7 @@
             </w:pPr>
             <w:r>
               <w:rPr>
-                <w:rFonts w:ascii="Times New Roman" w:hAnsi="Times New Roman"/>
+                <w:rFonts w:ascii="Times New Roman" w:hAnsi="Times New Roman" w:cs="Times New Roman"/>
                 <w:sz w:val="20"/>
               </w:rPr>
               <w:t xml:space="preserve">Gold Associate &amp; Keynote Host</w:t>
@@ -690,7 +690,7 @@
             </w:pPr>
             <w:r>
               <w:rPr>
-                <w:rFonts w:ascii="Times New Roman" w:hAnsi="Times New Roman"/>
+                <w:rFonts w:ascii="Times New Roman" w:hAnsi="Times New Roman" w:cs="Times New Roman"/>
                 <w:sz w:val="20"/>
               </w:rPr>
               <w:t xml:space="preserve">2</w:t>
@@ -719,7 +719,7 @@
             </w:pPr>
             <w:r>
               <w:rPr>
-                <w:rFonts w:ascii="Times New Roman" w:hAnsi="Times New Roman"/>
+                <w:rFonts w:ascii="Times New Roman" w:hAnsi="Times New Roman" w:cs="Times New Roman"/>
                 <w:sz w:val="20"/>
               </w:rPr>
               <w:t xml:space="preserve">25,000.00</w:t>
@@ -831,7 +831,7 @@
       </w:pPr>
       <w:r>
         <w:rPr>
-          <w:rFonts w:ascii="Times New Roman" w:hAnsi="Times New Roman"/>
+          <w:rFonts w:ascii="Times New Roman" w:hAnsi="Times New Roman" w:cs="Times New Roman"/>
           <w:b w:val="0"/>
           <w:i w:val="0"/>
           <w:sz w:val="22"/>
@@ -918,7 +918,7 @@
             </w:pPr>
             <w:r>
               <w:rPr>
-                <w:rFonts w:ascii="Times New Roman" w:hAnsi="Times New Roman"/>
+                <w:rFonts w:ascii="Times New Roman" w:hAnsi="Times New Roman" w:cs="Times New Roman"/>
                 <w:b/>
                 <w:i w:val="0"/>
                 <w:sz w:val="20"/>
@@ -932,7 +932,7 @@
             </w:pPr>
             <w:r>
               <w:rPr>
-                <w:rFonts w:ascii="Times New Roman" w:hAnsi="Times New Roman"/>
+                <w:rFonts w:ascii="Times New Roman" w:hAnsi="Times New Roman" w:cs="Times New Roman"/>
                 <w:b/>
                 <w:i w:val="0"/>
                 <w:sz w:val="20"/>
@@ -959,7 +959,7 @@
             </w:pPr>
             <w:r>
               <w:rPr>
-                <w:rFonts w:ascii="Times New Roman" w:hAnsi="Times New Roman"/>
+                <w:rFonts w:ascii="Times New Roman" w:hAnsi="Times New Roman" w:cs="Times New Roman"/>
                 <w:b/>
                 <w:i w:val="0"/>
                 <w:sz w:val="20"/>
@@ -973,7 +973,7 @@
             </w:pPr>
             <w:r>
               <w:rPr>
-                <w:rFonts w:ascii="Times New Roman" w:hAnsi="Times New Roman"/>
+                <w:rFonts w:ascii="Times New Roman" w:hAnsi="Times New Roman" w:cs="Times New Roman"/>
                 <w:b/>
                 <w:i w:val="0"/>
                 <w:sz w:val="20"/>

--- a/docs/evidence/w4b_sponsorship_request_letter.docx
+++ b/docs/evidence/w4b_sponsorship_request_letter.docx
@@ -929,6 +929,7 @@
           <w:p>
             <w:pPr>
               <w:spacing w:before="0" w:after="40"/>
+              <w:jc w:val="center"/>
             </w:pPr>
             <w:r>
               <w:rPr>
@@ -970,6 +971,7 @@
           <w:p>
             <w:pPr>
               <w:spacing w:before="0" w:after="40"/>
+              <w:jc w:val="center"/>
             </w:pPr>
             <w:r>
               <w:rPr>

--- a/docs/evidence/w4b_sponsorship_request_letter.docx
+++ b/docs/evidence/w4b_sponsorship_request_letter.docx
@@ -988,6 +988,7 @@
     </w:tbl>
     <w:sectPr>
       <w:headerReference w:type="default" r:id="rId9"/>
+      <w:footerReference w:type="default" r:id="rId10"/>
       <w:pgSz w:w="11909" w:h="16834"/>
       <w:pgMar w:top="1152" w:right="1152" w:bottom="1152" w:left="1152" w:header="720" w:footer="720" w:gutter="0"/>
       <w:cols w:space="720"/>
@@ -995,6 +996,113 @@
     </w:sectPr>
   </w:body>
 </w:document>
+</file>
+
+<file path=word/footer1.xml><?xml version="1.0" encoding="utf-8"?>
+<w:ftr xmlns:m="http://schemas.openxmlformats.org/officeDocument/2006/math" xmlns:mc="http://schemas.openxmlformats.org/markup-compatibility/2006" xmlns:mo="http://schemas.microsoft.com/office/mac/office/2008/main" xmlns:mv="urn:schemas-microsoft-com:mac:vml" xmlns:o="urn:schemas-microsoft-com:office:office" xmlns:r="http://schemas.openxmlformats.org/officeDocument/2006/relationships" xmlns:v="urn:schemas-microsoft-com:vml" xmlns:w10="urn:schemas-microsoft-com:office:word" xmlns:w14="http://schemas.microsoft.com/office/word/2010/wordml" xmlns:w="http://schemas.openxmlformats.org/wordprocessingml/2006/main" xmlns:wne="http://schemas.microsoft.com/office/word/2006/wordml" xmlns:wp14="http://schemas.microsoft.com/office/word/2010/wordprocessingDrawing" xmlns:wp="http://schemas.openxmlformats.org/drawingml/2006/wordprocessingDrawing" xmlns:wpc="http://schemas.microsoft.com/office/word/2010/wordprocessingCanvas" xmlns:wpg="http://schemas.microsoft.com/office/word/2010/wordprocessingGroup" xmlns:wpi="http://schemas.microsoft.com/office/word/2010/wordprocessingInk" xmlns:wps="http://schemas.microsoft.com/office/word/2010/wordprocessingShape" mc:Ignorable="w14 wp14">
+  <w:p>
+    <w:pPr>
+      <w:pStyle w:val="Footer"/>
+      <w:jc w:val="center"/>
+    </w:pPr>
+    <w:r>
+      <w:rPr>
+        <w:rFonts w:ascii="Times New Roman" w:hAnsi="Times New Roman"/>
+        <w:color w:val="6B7280"/>
+        <w:sz w:val="15"/>
+      </w:rPr>
+      <w:t xml:space="preserve">ACM Student Chapter, SVNIT · Sardar Vallabhbhai National Institute of Technology, Surat    ·    Page </w:t>
+    </w:r>
+    <w:r>
+      <w:rPr>
+        <w:rFonts w:ascii="Times New Roman" w:hAnsi="Times New Roman"/>
+        <w:color w:val="6B7280"/>
+        <w:sz w:val="15"/>
+      </w:rPr>
+      <w:fldChar w:fldCharType="begin"/>
+    </w:r>
+    <w:r>
+      <w:rPr>
+        <w:rFonts w:ascii="Times New Roman" w:hAnsi="Times New Roman"/>
+        <w:color w:val="6B7280"/>
+        <w:sz w:val="15"/>
+      </w:rPr>
+      <w:instrText xml:space="preserve"> PAGE </w:instrText>
+    </w:r>
+    <w:r>
+      <w:rPr>
+        <w:rFonts w:ascii="Times New Roman" w:hAnsi="Times New Roman"/>
+        <w:color w:val="6B7280"/>
+        <w:sz w:val="15"/>
+      </w:rPr>
+      <w:fldChar w:fldCharType="separate"/>
+    </w:r>
+    <w:r>
+      <w:rPr>
+        <w:rFonts w:ascii="Times New Roman" w:hAnsi="Times New Roman"/>
+        <w:color w:val="6B7280"/>
+        <w:sz w:val="15"/>
+      </w:rPr>
+      <w:t>1</w:t>
+    </w:r>
+    <w:r>
+      <w:rPr>
+        <w:rFonts w:ascii="Times New Roman" w:hAnsi="Times New Roman"/>
+        <w:color w:val="6B7280"/>
+        <w:sz w:val="15"/>
+      </w:rPr>
+      <w:fldChar w:fldCharType="end"/>
+    </w:r>
+    <w:r>
+      <w:rPr>
+        <w:rFonts w:ascii="Times New Roman" w:hAnsi="Times New Roman"/>
+        <w:color w:val="6B7280"/>
+        <w:sz w:val="15"/>
+      </w:rPr>
+      <w:t xml:space="preserve"> of </w:t>
+    </w:r>
+    <w:r>
+      <w:rPr>
+        <w:rFonts w:ascii="Times New Roman" w:hAnsi="Times New Roman"/>
+        <w:color w:val="6B7280"/>
+        <w:sz w:val="15"/>
+      </w:rPr>
+      <w:fldChar w:fldCharType="begin"/>
+    </w:r>
+    <w:r>
+      <w:rPr>
+        <w:rFonts w:ascii="Times New Roman" w:hAnsi="Times New Roman"/>
+        <w:color w:val="6B7280"/>
+        <w:sz w:val="15"/>
+      </w:rPr>
+      <w:instrText xml:space="preserve"> NUMPAGES </w:instrText>
+    </w:r>
+    <w:r>
+      <w:rPr>
+        <w:rFonts w:ascii="Times New Roman" w:hAnsi="Times New Roman"/>
+        <w:color w:val="6B7280"/>
+        <w:sz w:val="15"/>
+      </w:rPr>
+      <w:fldChar w:fldCharType="separate"/>
+    </w:r>
+    <w:r>
+      <w:rPr>
+        <w:rFonts w:ascii="Times New Roman" w:hAnsi="Times New Roman"/>
+        <w:color w:val="6B7280"/>
+        <w:sz w:val="15"/>
+      </w:rPr>
+      <w:t>1</w:t>
+    </w:r>
+    <w:r>
+      <w:rPr>
+        <w:rFonts w:ascii="Times New Roman" w:hAnsi="Times New Roman"/>
+        <w:color w:val="6B7280"/>
+        <w:sz w:val="15"/>
+      </w:rPr>
+      <w:fldChar w:fldCharType="end"/>
+    </w:r>
+  </w:p>
+</w:ftr>
 </file>
 
 <file path=word/header1.xml><?xml version="1.0" encoding="utf-8"?>
@@ -1031,40 +1139,6 @@
           <w:pPr>
             <w:jc w:val="center"/>
           </w:pPr>
-          <w:r>
-            <w:drawing>
-              <wp:inline xmlns:a="http://schemas.openxmlformats.org/drawingml/2006/main" xmlns:pic="http://schemas.openxmlformats.org/drawingml/2006/picture">
-                <wp:extent cx="685800" cy="685800"/>
-                <wp:docPr id="1" name="Picture 1"/>
-                <wp:cNvGraphicFramePr>
-                  <a:graphicFrameLocks noChangeAspect="1"/>
-                </wp:cNvGraphicFramePr>
-                <a:graphic>
-                  <a:graphicData uri="http://schemas.openxmlformats.org/drawingml/2006/picture">
-                    <pic:pic>
-                      <pic:nvPicPr>
-                        <pic:cNvPr id="0" name="permission_page1_img2.png"/>
-                        <pic:cNvPicPr/>
-                      </pic:nvPicPr>
-                      <pic:blipFill>
-                        <a:blip r:embed="rId1"/>
-                        <a:stretch>
-                          <a:fillRect/>
-                        </a:stretch>
-                      </pic:blipFill>
-                      <pic:spPr>
-                        <a:xfrm>
-                          <a:off x="0" y="0"/>
-                          <a:ext cx="685800" cy="685800"/>
-                        </a:xfrm>
-                        <a:prstGeom prst="rect"/>
-                      </pic:spPr>
-                    </pic:pic>
-                  </a:graphicData>
-                </a:graphic>
-              </wp:inline>
-            </w:drawing>
-          </w:r>
         </w:p>
       </w:tc>
       <w:tc>
@@ -1100,7 +1174,7 @@
               <w:color w:val="1E5B94"/>
               <w:sz w:val="17"/>
             </w:rPr>
-            <w:t>ASSOCIATION FOR COMPUTING MACHINERY (ACM) STUDENT CHAPTER</w:t>
+            <w:t xml:space="preserve">ACM STUDENT CHAPTER, SVNIT</w:t>
           </w:r>
         </w:p>
       </w:tc>
@@ -1122,7 +1196,7 @@
             <w:drawing>
               <wp:inline xmlns:a="http://schemas.openxmlformats.org/drawingml/2006/main" xmlns:pic="http://schemas.openxmlformats.org/drawingml/2006/picture">
                 <wp:extent cx="685800" cy="657002"/>
-                <wp:docPr id="2" name="Picture 2"/>
+                <wp:docPr id="1" name="Picture 1"/>
                 <wp:cNvGraphicFramePr>
                   <a:graphicFrameLocks noChangeAspect="1"/>
                 </wp:cNvGraphicFramePr>
@@ -1134,7 +1208,7 @@
                         <pic:cNvPicPr/>
                       </pic:nvPicPr>
                       <pic:blipFill>
-                        <a:blip r:embed="rId2"/>
+                        <a:blip r:embed="rId1"/>
                         <a:stretch>
                           <a:fillRect/>
                         </a:stretch>

--- a/docs/evidence/w4b_sponsorship_request_letter.docx
+++ b/docs/evidence/w4b_sponsorship_request_letter.docx
@@ -2,19 +2,6 @@
 <file path=word/document.xml><?xml version="1.0" encoding="utf-8"?>
 <w:document xmlns:wpc="http://schemas.microsoft.com/office/word/2010/wordprocessingCanvas" xmlns:mo="http://schemas.microsoft.com/office/mac/office/2008/main" xmlns:mc="http://schemas.openxmlformats.org/markup-compatibility/2006" xmlns:mv="urn:schemas-microsoft-com:mac:vml" xmlns:o="urn:schemas-microsoft-com:office:office" xmlns:r="http://schemas.openxmlformats.org/officeDocument/2006/relationships" xmlns:m="http://schemas.openxmlformats.org/officeDocument/2006/math" xmlns:v="urn:schemas-microsoft-com:vml" xmlns:wp14="http://schemas.microsoft.com/office/word/2010/wordprocessingDrawing" xmlns:wp="http://schemas.openxmlformats.org/drawingml/2006/wordprocessingDrawing" xmlns:w10="urn:schemas-microsoft-com:office:word" xmlns:w="http://schemas.openxmlformats.org/wordprocessingml/2006/main" xmlns:w14="http://schemas.microsoft.com/office/word/2010/wordml" xmlns:wpg="http://schemas.microsoft.com/office/word/2010/wordprocessingGroup" xmlns:wpi="http://schemas.microsoft.com/office/word/2010/wordprocessingInk" xmlns:wne="http://schemas.microsoft.com/office/word/2006/wordml" xmlns:wps="http://schemas.microsoft.com/office/word/2010/wordprocessingShape" mc:Ignorable="w14 wp14">
   <w:body>
-    <w:p>
-      <w:pPr>
-        <w:spacing w:before="80" w:after="160"/>
-        <w:jc w:val="center"/>
-      </w:pPr>
-      <w:r>
-        <w:rPr>
-          <w:color w:val="9CA3AF"/>
-          <w:sz w:val="16"/>
-        </w:rPr>
-        <w:t>————————————————————————————————————————————————————</w:t>
-      </w:r>
-    </w:p>
     <w:p>
       <w:pPr>
         <w:keepNext/>
@@ -1110,126 +1097,43 @@
   <w:p>
     <w:pPr>
       <w:pStyle w:val="Header"/>
-    </w:pPr>
+      <w:jc w:val="center"/>
+    </w:pPr>
+    <w:r>
+      <w:drawing>
+        <wp:inline xmlns:a="http://schemas.openxmlformats.org/drawingml/2006/main" xmlns:pic="http://schemas.openxmlformats.org/drawingml/2006/picture">
+          <wp:extent cx="6099175" cy="832358"/>
+          <wp:docPr id="1" name="Picture 1"/>
+          <wp:cNvGraphicFramePr>
+            <a:graphicFrameLocks noChangeAspect="1"/>
+          </wp:cNvGraphicFramePr>
+          <a:graphic>
+            <a:graphicData uri="http://schemas.openxmlformats.org/drawingml/2006/picture">
+              <pic:pic>
+                <pic:nvPicPr>
+                  <pic:cNvPr id="0" name="club_banner_placeholder.png"/>
+                  <pic:cNvPicPr/>
+                </pic:nvPicPr>
+                <pic:blipFill>
+                  <a:blip r:embed="rId1"/>
+                  <a:stretch>
+                    <a:fillRect/>
+                  </a:stretch>
+                </pic:blipFill>
+                <pic:spPr>
+                  <a:xfrm>
+                    <a:off x="0" y="0"/>
+                    <a:ext cx="6099175" cy="832358"/>
+                  </a:xfrm>
+                  <a:prstGeom prst="rect"/>
+                </pic:spPr>
+              </pic:pic>
+            </a:graphicData>
+          </a:graphic>
+        </wp:inline>
+      </w:drawing>
+    </w:r>
   </w:p>
-  <w:tbl>
-    <w:tblPr>
-      <w:tblW w:type="auto" w:w="0"/>
-      <w:jc w:val="center"/>
-      <w:tblLayout w:type="fixed"/>
-      <w:tblLook w:firstColumn="1" w:firstRow="1" w:lastColumn="0" w:lastRow="0" w:noHBand="0" w:noVBand="1" w:val="04A0"/>
-    </w:tblPr>
-    <w:tblGrid>
-      <w:gridCol w:w="1224"/>
-      <w:gridCol w:w="7157"/>
-      <w:gridCol w:w="1224"/>
-    </w:tblGrid>
-    <w:tr>
-      <w:tc>
-        <w:tcPr>
-          <w:tcW w:type="dxa" w:w="1224"/>
-          <w:tcBorders>
-            <w:top w:val="none" w:sz="0" w:space="0" w:color="D1D5DB"/>
-            <w:bottom w:val="none" w:sz="0" w:space="0" w:color="D1D5DB"/>
-            <w:start w:val="none" w:sz="0" w:space="0" w:color="D1D5DB"/>
-            <w:end w:val="none" w:sz="0" w:space="0" w:color="D1D5DB"/>
-          </w:tcBorders>
-        </w:tcPr>
-        <w:p>
-          <w:pPr>
-            <w:jc w:val="center"/>
-          </w:pPr>
-        </w:p>
-      </w:tc>
-      <w:tc>
-        <w:tcPr>
-          <w:tcW w:type="dxa" w:w="7157"/>
-          <w:tcBorders>
-            <w:top w:val="none" w:sz="0" w:space="0" w:color="D1D5DB"/>
-            <w:bottom w:val="none" w:sz="0" w:space="0" w:color="D1D5DB"/>
-            <w:start w:val="none" w:sz="0" w:space="0" w:color="D1D5DB"/>
-            <w:end w:val="none" w:sz="0" w:space="0" w:color="D1D5DB"/>
-          </w:tcBorders>
-        </w:tcPr>
-        <w:p>
-          <w:pPr>
-            <w:jc w:val="center"/>
-          </w:pPr>
-          <w:r>
-            <w:rPr>
-              <w:rFonts w:ascii="Times New Roman" w:hAnsi="Times New Roman"/>
-              <w:b/>
-              <w:color w:val="111827"/>
-              <w:sz w:val="19"/>
-            </w:rPr>
-            <w:t>SARDAR VALLABHBHAI NATIONAL INSTITUTE OF TECHNOLOGY, SURAT</w:t>
-          </w:r>
-          <w:r>
-            <w:br/>
-          </w:r>
-          <w:r>
-            <w:rPr>
-              <w:rFonts w:ascii="Times New Roman" w:hAnsi="Times New Roman"/>
-              <w:b/>
-              <w:color w:val="1E5B94"/>
-              <w:sz w:val="17"/>
-            </w:rPr>
-            <w:t xml:space="preserve">ACM STUDENT CHAPTER, SVNIT</w:t>
-          </w:r>
-        </w:p>
-      </w:tc>
-      <w:tc>
-        <w:tcPr>
-          <w:tcW w:type="dxa" w:w="1224"/>
-          <w:tcBorders>
-            <w:top w:val="none" w:sz="0" w:space="0" w:color="D1D5DB"/>
-            <w:bottom w:val="none" w:sz="0" w:space="0" w:color="D1D5DB"/>
-            <w:start w:val="none" w:sz="0" w:space="0" w:color="D1D5DB"/>
-            <w:end w:val="none" w:sz="0" w:space="0" w:color="D1D5DB"/>
-          </w:tcBorders>
-        </w:tcPr>
-        <w:p>
-          <w:pPr>
-            <w:jc w:val="center"/>
-          </w:pPr>
-          <w:r>
-            <w:drawing>
-              <wp:inline xmlns:a="http://schemas.openxmlformats.org/drawingml/2006/main" xmlns:pic="http://schemas.openxmlformats.org/drawingml/2006/picture">
-                <wp:extent cx="685800" cy="657002"/>
-                <wp:docPr id="1" name="Picture 1"/>
-                <wp:cNvGraphicFramePr>
-                  <a:graphicFrameLocks noChangeAspect="1"/>
-                </wp:cNvGraphicFramePr>
-                <a:graphic>
-                  <a:graphicData uri="http://schemas.openxmlformats.org/drawingml/2006/picture">
-                    <pic:pic>
-                      <pic:nvPicPr>
-                        <pic:cNvPr id="0" name="svnit_crest.png"/>
-                        <pic:cNvPicPr/>
-                      </pic:nvPicPr>
-                      <pic:blipFill>
-                        <a:blip r:embed="rId1"/>
-                        <a:stretch>
-                          <a:fillRect/>
-                        </a:stretch>
-                      </pic:blipFill>
-                      <pic:spPr>
-                        <a:xfrm>
-                          <a:off x="0" y="0"/>
-                          <a:ext cx="685800" cy="657002"/>
-                        </a:xfrm>
-                        <a:prstGeom prst="rect"/>
-                      </pic:spPr>
-                    </pic:pic>
-                  </a:graphicData>
-                </a:graphic>
-              </wp:inline>
-            </w:drawing>
-          </w:r>
-        </w:p>
-      </w:tc>
-    </w:tr>
-  </w:tbl>
 </w:hdr>
 </file>
 
